--- a/QUESTIONS-FOR-OWNER.docx
+++ b/QUESTIONS-FOR-OWNER.docx
@@ -1444,7 +1444,22 @@
           <w:sz w:val="22"/>
           <w:szCs w:val="22"/>
         </w:rPr>
-        <w:t xml:space="preserve">6a.  Customers may ask “do you have a Toyota?” because of the Toyota Rent A Car name, but the fleet is Kia, Hyundai and Honda. What should the assistant say?</w:t>
+        <w:t xml:space="preserve">6a.  You confirmed “Toyota Rent A Car Aruba” is the old name, and it is now removed from the assistant. One follow-up: returning customers, old reviews and old listings will keep bringing it up. If someone asks “is this Toyota Rent A Car?”, should the assistant answer “that was our previous name, we are Trac now” — or say nothing and pass it to your team?</w:t>
+      </w:r>
+    </w:p>
+    <w:p>
+      <w:pPr>
+        <w:spacing w:after="120" w:before="0"/>
+      </w:pPr>
+      <w:r>
+        <w:rPr>
+          <w:i/>
+          <w:iCs/>
+          <w:color w:val="595959"/>
+          <w:sz w:val="19"/>
+          <w:szCs w:val="19"/>
+        </w:rPr>
+        <w:t xml:space="preserve">Right now it passes it to your team, which is safe but slow for a simple question. Say the word and it can just answer it directly.</w:t>
       </w:r>
     </w:p>
     <w:p>
